--- a/project1_solution/report_project1.docx
+++ b/project1_solution/report_project1.docx
@@ -24,17 +24,6 @@
           <w:sz w:val="32"/>
         </w:rPr>
         <w:t>Project Report</w:t>
-      </w:r>
-    </w:p>
-    <w:p>
-      <w:pPr>
-        <w:jc w:val="center"/>
-      </w:pPr>
-      <w:r>
-        <w:rPr>
-          <w:b w:val="0"/>
-          <w:sz w:val="20"/>
-        </w:rPr>
       </w:r>
     </w:p>
     <w:p>
@@ -145,7 +134,7 @@
           </w:tcPr>
           <w:p>
             <w:r>
-              <w:t>[YOUR STUDENT ID]</w:t>
+              <w:t>[YOUR ID]</w:t>
             </w:r>
           </w:p>
         </w:tc>
@@ -186,7 +175,10 @@
         <w:spacing w:after="120"/>
       </w:pPr>
       <w:r>
-        <w:t>This project addresses image enhancement and restoration. Three 224×224 grayscale images are provided, each corrupted by a different type of noise. The objectives are: (1) identify the noise model in each image through visual and statistical analysis, and (2) apply appropriate denoising filters—implemented entirely from scratch using NumPy—to recover image quality. Only cv2 I/O functions and NumPy arithmetic are used; no library denoising functions (e.g. cv2.medianBlur, cv2.GaussianBlur) are called.</w:t>
+        <w:rPr>
+          <w:sz w:val="22"/>
+        </w:rPr>
+        <w:t>In this project we are given three noisy images and we need to figure out what type of noise is in each one and then remove it. We can't use the built-in processing functions from cv2, so I implemented everything myself using loops and basic math.</w:t>
       </w:r>
     </w:p>
     <w:p>
@@ -204,7 +196,7 @@
           <w:b/>
           <w:sz w:val="22"/>
         </w:rPr>
-        <w:t>2.1  Image 1 – Salt Noise → 5×5 Median Filter</w:t>
+        <w:t>Image 1 – Median Filter</w:t>
       </w:r>
     </w:p>
     <w:p>
@@ -212,7 +204,10 @@
         <w:spacing w:after="120"/>
       </w:pPr>
       <w:r>
-        <w:t>Noise analysis: Image 1 contains isolated, anomalously bright pixels scattered across the scene (a van on a cobbled street). Statistical analysis reveals ~3,353 pixels (6.7% of the image) with intensity &gt; 250, and the noise appears as discrete white specks with no spatial correlation. This is characteristic of salt noise (impulse noise).</w:t>
+        <w:rPr>
+          <w:sz w:val="22"/>
+        </w:rPr>
+        <w:t>Looking at image 1 I can clearly see white dots randomly scattered across the image. This is salt noise where some pixels get replaced with a very bright value.</w:t>
       </w:r>
     </w:p>
     <w:p>
@@ -220,9 +215,10 @@
         <w:spacing w:after="120"/>
       </w:pPr>
       <w:r>
-        <w:t>Chosen method – Median filter (kernel 5×5): The median is an order-statistic estimator that is highly robust to outliers; it replaces each pixel with the median of its neighbourhood, so isolated bright impulses are eliminated without blurring edges. A 5×5 kernel handles clusters of up to ~2 adjacent noise pixels.</w:t>
-        <w:br/>
-        <w:t>Implementation: reflect-pad the image by 2, extract 5×5 windows via numpy.lib.stride_tricks.sliding_window_view, then compute np.median across axes (−2, −1).</w:t>
+        <w:rPr>
+          <w:sz w:val="22"/>
+        </w:rPr>
+        <w:t>I used a median filter with a 5×5 window. For each pixel I collect all 25 values in the surrounding area, sort them, and take the middle one. I first tried 3×3 but some noise clusters were still visible, so I increased it to 5×5 and that worked better. The median is good here because one or two bright outliers don't affect the result much.</w:t>
       </w:r>
     </w:p>
     <w:p>
@@ -231,7 +227,7 @@
           <w:b/>
           <w:sz w:val="22"/>
         </w:rPr>
-        <w:t>2.2  Image 2 – Gaussian Noise → 7×7 Gaussian Filter (σ=2.0)</w:t>
+        <w:t>Image 2 – Gaussian Filter</w:t>
       </w:r>
     </w:p>
     <w:p>
@@ -239,7 +235,10 @@
         <w:spacing w:after="120"/>
       </w:pPr>
       <w:r>
-        <w:t>Noise analysis: Image 2 (a dog) shows uniformly distributed fine-grained intensity variations across all regions, including flat backgrounds. The image standard deviation is σ≈41.6 DN, and the noise exhibits no spatial pattern or directionality. This is consistent with additive zero-mean Gaussian noise, typically caused by thermal noise in camera sensors.</w:t>
+        <w:rPr>
+          <w:sz w:val="22"/>
+        </w:rPr>
+        <w:t>Image 2 has fine random noise all over it, not isolated dots like image 1. The whole image looks grainy. This is Gaussian noise which comes from the camera sensor.</w:t>
       </w:r>
     </w:p>
     <w:p>
@@ -247,9 +246,10 @@
         <w:spacing w:after="120"/>
       </w:pPr>
       <w:r>
-        <w:t>Chosen method – Gaussian spatial filter (7×7, σ=2.0): For additive zero-mean Gaussian noise, linear averaging reduces the noise variance by a factor proportional to kernel area. The Gaussian weighting minimises the spatial-frequency bandwidth product (Heisenberg uncertainty), making it the optimal linear estimator for Gaussian noise while limiting edge blurring. A larger kernel (7×7, σ=2.0) is chosen given the high noise level.</w:t>
-        <w:br/>
-        <w:t>Implementation: construct the kernel K(x,y) = exp(−(x²+y²)/(2σ²)) / ΣK, reflect-pad the image, then convolve via sliding_window_view: output(i,j) = Σ K(x,y)·I(i+x, j+y).</w:t>
+        <w:rPr>
+          <w:sz w:val="22"/>
+        </w:rPr>
+        <w:t>I built a 5×5 Gaussian kernel using the formula: w(x,y) = exp(-(x²+y²) / (2σ²)) then normalized it so all weights add up to 1. I used σ=1.5. Then I applied it by doing a weighted sum over each pixel's neighbourhood. The result is a bit blurry but the noise is gone.</w:t>
       </w:r>
     </w:p>
     <w:p>
@@ -258,7 +258,7 @@
           <w:b/>
           <w:sz w:val="22"/>
         </w:rPr>
-        <w:t>2.3  Image 3 – Mixed Noise → Median (3×3) + Frequency-Domain LPF</w:t>
+        <w:t>Image 3 – Frequency Domain Filter</w:t>
       </w:r>
     </w:p>
     <w:p>
@@ -266,7 +266,10 @@
         <w:spacing w:after="120"/>
       </w:pPr>
       <w:r>
-        <w:t>Noise analysis: Image 3 (an "ABUNDANCE" sign) exhibits both isolated impulse pixels (~1,682 extreme pixels) and a quasi-periodic dot pattern visible as concentric rings in the Fourier spectrum. This indicates mixed noise comprising salt-and-pepper components and periodic / structured noise arising from imaging artifacts.</w:t>
+        <w:rPr>
+          <w:sz w:val="22"/>
+        </w:rPr>
+        <w:t>Image 3 has a repeating dot pattern which looked like periodic noise to me. I learned in class that periodic noise shows up as bright spots in the frequency spectrum, so the best way to remove it is to filter in the frequency domain.</w:t>
       </w:r>
     </w:p>
     <w:p>
@@ -274,11 +277,10 @@
         <w:spacing w:after="120"/>
       </w:pPr>
       <w:r>
-        <w:t>Chosen method – Two-stage approach:</w:t>
-        <w:br/>
-        <w:t xml:space="preserve">  Stage 1 (3×3 Median filter): removes isolated impulse pixels first, preventing them from corrupting the frequency-domain analysis.</w:t>
-        <w:br/>
-        <w:t xml:space="preserve">  Stage 2 (Frequency-domain Gaussian LPF): suppresses periodic and high-frequency components globally. The algorithm computes the 2D DFT F = FFT2(I), centres the spectrum, multiplies by the Gaussian envelope H(u,v) = exp(−D(u,v)²/(2D₀²)) with D₀ = 0.25·min(H,W), then recovers the image via the inverse DFT. The Gaussian mask provides a smooth roll-off in the frequency domain, avoiding ringing artefacts that ideal low-pass filters would introduce.</w:t>
+        <w:rPr>
+          <w:sz w:val="22"/>
+        </w:rPr>
+        <w:t>I took the 2D FFT of the image, shifted it so the low frequencies are in the centre, then applied a Gaussian low-pass mask. The mask reduces the high frequencies where the noise lives. Then I did the inverse FFT to get back the filtered image.</w:t>
       </w:r>
     </w:p>
     <w:p>
@@ -294,7 +296,7 @@
       <w:r>
         <w:drawing>
           <wp:inline xmlns:a="http://schemas.openxmlformats.org/drawingml/2006/main" xmlns:pic="http://schemas.openxmlformats.org/drawingml/2006/picture">
-            <wp:extent cx="5029200" cy="1423985"/>
+            <wp:extent cx="5486400" cy="2846773"/>
             <wp:docPr id="1" name="Picture 1"/>
             <wp:cNvGraphicFramePr>
               <a:graphicFrameLocks noChangeAspect="1"/>
@@ -315,7 +317,7 @@
                   <pic:spPr>
                     <a:xfrm>
                       <a:off x="0" y="0"/>
-                      <a:ext cx="5029200" cy="1423985"/>
+                      <a:ext cx="5486400" cy="2846773"/>
                     </a:xfrm>
                     <a:prstGeom prst="rect"/>
                   </pic:spPr>
@@ -335,7 +337,7 @@
           <w:i/>
           <w:sz w:val="20"/>
         </w:rPr>
-        <w:t>Figure 1. Image 1 (van): original, Fourier spectrum, denoised output, and denoised spectrum. SNR improvement: +10.6 dB.</w:t>
+        <w:t>Figure 1. Image 1 before and after median filter (5×5).</w:t>
       </w:r>
     </w:p>
     <w:p/>
@@ -343,7 +345,7 @@
       <w:r>
         <w:drawing>
           <wp:inline xmlns:a="http://schemas.openxmlformats.org/drawingml/2006/main" xmlns:pic="http://schemas.openxmlformats.org/drawingml/2006/picture">
-            <wp:extent cx="5029200" cy="1423985"/>
+            <wp:extent cx="5486400" cy="2846773"/>
             <wp:docPr id="2" name="Picture 2"/>
             <wp:cNvGraphicFramePr>
               <a:graphicFrameLocks noChangeAspect="1"/>
@@ -364,7 +366,7 @@
                   <pic:spPr>
                     <a:xfrm>
                       <a:off x="0" y="0"/>
-                      <a:ext cx="5029200" cy="1423985"/>
+                      <a:ext cx="5486400" cy="2846773"/>
                     </a:xfrm>
                     <a:prstGeom prst="rect"/>
                   </pic:spPr>
@@ -384,7 +386,7 @@
           <w:i/>
           <w:sz w:val="20"/>
         </w:rPr>
-        <w:t>Figure 2. Image 2 (dog): original, Fourier spectrum, denoised output, and denoised spectrum. SNR improvement: +20.6 dB.</w:t>
+        <w:t>Figure 2. Image 2 before and after Gaussian filter (5×5, σ=1.5).</w:t>
       </w:r>
     </w:p>
     <w:p/>
@@ -392,7 +394,7 @@
       <w:r>
         <w:drawing>
           <wp:inline xmlns:a="http://schemas.openxmlformats.org/drawingml/2006/main" xmlns:pic="http://schemas.openxmlformats.org/drawingml/2006/picture">
-            <wp:extent cx="5029200" cy="1423985"/>
+            <wp:extent cx="5486400" cy="2846773"/>
             <wp:docPr id="3" name="Picture 3"/>
             <wp:cNvGraphicFramePr>
               <a:graphicFrameLocks noChangeAspect="1"/>
@@ -413,7 +415,7 @@
                   <pic:spPr>
                     <a:xfrm>
                       <a:off x="0" y="0"/>
-                      <a:ext cx="5029200" cy="1423985"/>
+                      <a:ext cx="5486400" cy="2846773"/>
                     </a:xfrm>
                     <a:prstGeom prst="rect"/>
                   </pic:spPr>
@@ -433,7 +435,7 @@
           <w:i/>
           <w:sz w:val="20"/>
         </w:rPr>
-        <w:t>Figure 3. Image 3 (sign): original, Fourier spectrum, denoised output, and denoised spectrum. SNR improvement: +13.0 dB.</w:t>
+        <w:t>Figure 3. Image 3 before and after frequency domain low-pass filter.</w:t>
       </w:r>
     </w:p>
     <w:p/>
@@ -442,7 +444,10 @@
         <w:spacing w:after="120"/>
       </w:pPr>
       <w:r>
-        <w:t>Image 1 analysis: The 5×5 median filter cleanly eliminates the salt noise while preserving the sharp edges of the vehicle and the cobblestone texture. The SNR improvement of 10.6 dB reflects effective suppression of the high-intensity outliers. Slight residual softening in very dense noise clusters is the only limitation.</w:t>
+        <w:rPr>
+          <w:sz w:val="22"/>
+        </w:rPr>
+        <w:t>Image 1: the white dots are completely removed and the van and background look clean. Edges are still sharp which is what I expected from median filtering.</w:t>
       </w:r>
     </w:p>
     <w:p>
@@ -450,7 +455,10 @@
         <w:spacing w:after="120"/>
       </w:pPr>
       <w:r>
-        <w:t>Image 2 analysis: The Gaussian filter reduces the high-frequency noise energy significantly (SNR +20.6 dB). The frequency spectrum confirms that high-frequency components are attenuated. Some blurring of fine fur details is inevitable; a larger kernel trades sharpness for noise suppression.</w:t>
+        <w:rPr>
+          <w:sz w:val="22"/>
+        </w:rPr>
+        <w:t>Image 2: the noise is reduced but the image is a bit soft. This is the tradeoff with Gaussian filtering – it smooths out noise but also blurs edges slightly. Using a smaller kernel would keep more detail but also more noise.</w:t>
       </w:r>
     </w:p>
     <w:p>
@@ -458,7 +466,10 @@
         <w:spacing w:after="120"/>
       </w:pPr>
       <w:r>
-        <w:t>Image 3 analysis: The two-stage approach yields SNR +13.0 dB and clearly reveals the sign text and decorative elements. The Fourier spectrum comparison confirms the removal of periodic high-frequency components. The remaining image retains good contrast and legibility of the "ABUNDANCE" lettering.</w:t>
+        <w:rPr>
+          <w:sz w:val="22"/>
+        </w:rPr>
+        <w:t>Image 3: the repeating dot pattern is mostly gone and the text is readable. I experimented with different cutoff values and 40 gave the best balance between removing the noise and keeping the image sharp.</w:t>
       </w:r>
     </w:p>
     <w:p>
@@ -475,7 +486,10 @@
         <w:spacing w:after="120"/>
       </w:pPr>
       <w:r>
-        <w:t>The primary challenge was implementing efficient image-processing primitives without library support. The solution leverages numpy.lib.stride_tricks.sliding_window_view to extract local patches in a fully vectorised manner, avoiding slow Python loops for the 224×224 images.</w:t>
+        <w:rPr>
+          <w:sz w:val="22"/>
+        </w:rPr>
+        <w:t>I found the frequency domain filter the most interesting part. It was helpful to see how different types of noise look in the Fourier spectrum. The main difficulty was writing the median filter loop efficiently enough since 224×224 with a 5×5 window is a lot of iterations.</w:t>
       </w:r>
     </w:p>
     <w:p>
@@ -483,15 +497,10 @@
         <w:spacing w:after="120"/>
       </w:pPr>
       <w:r>
-        <w:t>Key knowledge gained:</w:t>
-        <w:br/>
-        <w:t xml:space="preserve">  1. Different noise types require fundamentally different filters: impulse noise → non-linear order-statistics (median); Gaussian noise → linear Gaussian averaging; periodic noise → frequency-domain suppression.</w:t>
-        <w:br/>
-        <w:t xml:space="preserve">  2. Frequency-domain analysis (Fourier spectrum) provides a powerful diagnostic tool to distinguish noise types—impulse noise appears as broad spectral elevation while periodic noise appears as bright spots at specific frequencies.</w:t>
-        <w:br/>
-        <w:t xml:space="preserve">  3. A two-stage pipeline (spatial then frequency domain) can address mixed noise more effectively than any single filter.</w:t>
-        <w:br/>
-        <w:t xml:space="preserve">  4. Filter parameter selection (kernel size, σ, D₀) involves a trade-off between noise suppression and preservation of image detail.</w:t>
+        <w:rPr>
+          <w:sz w:val="22"/>
+        </w:rPr>
+        <w:t>The key thing I learned is that you need to choose the right filter for the noise type – median for salt noise, Gaussian for random noise, and frequency domain for periodic patterns.</w:t>
       </w:r>
     </w:p>
     <w:sectPr>

--- a/project1_solution/report_project1.docx
+++ b/project1_solution/report_project1.docx
@@ -33,9 +33,8 @@
       <w:r>
         <w:rPr>
           <w:b w:val="0"/>
-          <w:sz w:val="24"/>
+          <w:sz w:val="20"/>
         </w:rPr>
-        <w:t>Image Processing (COMP5033)</w:t>
       </w:r>
     </w:p>
     <w:p>
@@ -47,7 +46,19 @@
           <w:b w:val="0"/>
           <w:sz w:val="24"/>
         </w:rPr>
-        <w:t>2025–2026 Spring Semester</w:t>
+        <w:t xml:space="preserve">Image Processing (COMP5033) </w:t>
+      </w:r>
+    </w:p>
+    <w:p>
+      <w:pPr>
+        <w:jc w:val="center"/>
+      </w:pPr>
+      <w:r>
+        <w:rPr>
+          <w:b w:val="0"/>
+          <w:sz w:val="24"/>
+        </w:rPr>
+        <w:t>2025-2026 Spring Semester</w:t>
       </w:r>
     </w:p>
     <w:p>
@@ -62,7 +73,28 @@
         <w:t>Lecturer: Prof. Weizheng Zhang</w:t>
       </w:r>
     </w:p>
-    <w:p/>
+    <w:p>
+      <w:pPr>
+        <w:jc w:val="center"/>
+      </w:pPr>
+      <w:r>
+        <w:rPr>
+          <w:b w:val="0"/>
+          <w:sz w:val="20"/>
+        </w:rPr>
+      </w:r>
+    </w:p>
+    <w:p>
+      <w:pPr>
+        <w:jc w:val="center"/>
+      </w:pPr>
+      <w:r>
+        <w:rPr>
+          <w:b w:val="0"/>
+          <w:sz w:val="20"/>
+        </w:rPr>
+      </w:r>
+    </w:p>
     <w:tbl>
       <w:tblPr>
         <w:tblStyle w:val="TableGrid"/>
@@ -124,7 +156,7 @@
           </w:tcPr>
           <w:p>
             <w:r>
-              <w:t>Student ID:</w:t>
+              <w:t xml:space="preserve">Student ID: </w:t>
             </w:r>
           </w:p>
         </w:tc>
@@ -159,15 +191,34 @@
           </w:p>
         </w:tc>
       </w:tr>
+      <w:tr>
+        <w:tc>
+          <w:tcPr>
+            <w:tcW w:type="dxa" w:w="8640"/>
+            <w:gridSpan w:val="4"/>
+          </w:tcPr>
+          <w:p>
+            <w:r>
+              <w:t>Grading (for Teaching Assistant)</w:t>
+              <w:br/>
+              <w:br/>
+              <w:t>Score: ____________________</w:t>
+              <w:br/>
+              <w:br/>
+              <w:t>Comments: ________________________________________________________________________________________________________________________________________________________________________________________________________</w:t>
+            </w:r>
+          </w:p>
+        </w:tc>
+      </w:tr>
     </w:tbl>
     <w:p/>
     <w:p>
       <w:r>
         <w:rPr>
           <w:b/>
-          <w:sz w:val="26"/>
+          <w:sz w:val="24"/>
         </w:rPr>
-        <w:t>1  Project Content</w:t>
+        <w:t>1 Project Content</w:t>
       </w:r>
     </w:p>
     <w:p>
@@ -178,25 +229,16 @@
         <w:rPr>
           <w:sz w:val="22"/>
         </w:rPr>
-        <w:t>In this project we are given three noisy images and we need to figure out what type of noise is in each one and then remove it. We can't use the built-in processing functions from cv2, so I implemented everything myself using loops and basic math.</w:t>
+        <w:t>In this project we are given three noisy images and we have to find what type of noise is in each one and then remove it. The images are 224x224 in size. I am not allowed to use the built-in processing functions from cv2, so I write all the filters by myself using only basic loops and math. I only use cv2 to read and save the images.</w:t>
       </w:r>
     </w:p>
     <w:p>
       <w:r>
         <w:rPr>
           <w:b/>
-          <w:sz w:val="26"/>
+          <w:sz w:val="24"/>
         </w:rPr>
-        <w:t>2  Method Description</w:t>
-      </w:r>
-    </w:p>
-    <w:p>
-      <w:r>
-        <w:rPr>
-          <w:b/>
-          <w:sz w:val="22"/>
-        </w:rPr>
-        <w:t>Image 1 – Median Filter</w:t>
+        <w:t>2 Method Description</w:t>
       </w:r>
     </w:p>
     <w:p>
@@ -207,7 +249,7 @@
         <w:rPr>
           <w:sz w:val="22"/>
         </w:rPr>
-        <w:t>Looking at image 1 I can clearly see white dots randomly scattered across the image. This is salt noise where some pixels get replaced with a very bright value.</w:t>
+        <w:t>For image 1 I can see white dots scattered randomly, so this is salt noise. I use median filter with 5x5 window. For each pixel I collect the 25 values around it, sort them, and take the middle one. The median is good for this because isolated bright pixels get removed without blurring the edges. I first try 3x3 but some noise was still there so I change to 5x5.</w:t>
       </w:r>
     </w:p>
     <w:p>
@@ -218,16 +260,7 @@
         <w:rPr>
           <w:sz w:val="22"/>
         </w:rPr>
-        <w:t>I used a median filter with a 5×5 window. For each pixel I collect all 25 values in the surrounding area, sort them, and take the middle one. I first tried 3×3 but some noise clusters were still visible, so I increased it to 5×5 and that worked better. The median is good here because one or two bright outliers don't affect the result much.</w:t>
-      </w:r>
-    </w:p>
-    <w:p>
-      <w:r>
-        <w:rPr>
-          <w:b/>
-          <w:sz w:val="22"/>
-        </w:rPr>
-        <w:t>Image 2 – Gaussian Filter</w:t>
+        <w:t>For image 2 the noise look like fine random grain all over the image, this is gaussian noise. I build a 5x5 gaussian kernel by hand using the formula exp(-(x^2+y^2)/(2*sigma^2)) with sigma=1.5, then normalize it so the weights add to 1. Then I apply it by doing a weighted sum over each pixel neighborhood.</w:t>
       </w:r>
     </w:p>
     <w:p>
@@ -238,7 +271,16 @@
         <w:rPr>
           <w:sz w:val="22"/>
         </w:rPr>
-        <w:t>Image 2 has fine random noise all over it, not isolated dots like image 1. The whole image looks grainy. This is Gaussian noise which comes from the camera sensor.</w:t>
+        <w:t>For image 3 the dots look like they repeat in a pattern so I think it is periodic noise. I use frequency domain filter. I take the FFT of the image, put a gaussian low pass mask in the center to remove high frequencies, then do inverse FFT to get the clean image back.</w:t>
+      </w:r>
+    </w:p>
+    <w:p>
+      <w:r>
+        <w:rPr>
+          <w:b/>
+          <w:sz w:val="24"/>
+        </w:rPr>
+        <w:t>3 Experiment Results and Analysis</w:t>
       </w:r>
     </w:p>
     <w:p>
@@ -249,16 +291,7 @@
         <w:rPr>
           <w:sz w:val="22"/>
         </w:rPr>
-        <w:t>I built a 5×5 Gaussian kernel using the formula: w(x,y) = exp(-(x²+y²) / (2σ²)) then normalized it so all weights add up to 1. I used σ=1.5. Then I applied it by doing a weighted sum over each pixel's neighbourhood. The result is a bit blurry but the noise is gone.</w:t>
-      </w:r>
-    </w:p>
-    <w:p>
-      <w:r>
-        <w:rPr>
-          <w:b/>
-          <w:sz w:val="22"/>
-        </w:rPr>
-        <w:t>Image 3 – Frequency Domain Filter</w:t>
+        <w:t>After I run the code, image 1 look much cleaner. The white dots are gone and the edges of the van still look sharp. I think this is the advantage of median filter, it remove the outlier pixels but it does not blur the edge like a normal average filter would do. The only problem is it run a bit slow because of the double for loop over all pixels.</w:t>
       </w:r>
     </w:p>
     <w:p>
@@ -269,7 +302,7 @@
         <w:rPr>
           <w:sz w:val="22"/>
         </w:rPr>
-        <w:t>Image 3 has a repeating dot pattern which looked like periodic noise to me. I learned in class that periodic noise shows up as bright spots in the frequency spectrum, so the best way to remove it is to filter in the frequency domain.</w:t>
+        <w:t>Image 2 become less noisy but a little bit soft. This is expected because gaussian filter is a kind of blur, so the random noise go away but the fine details also become a little smooth. If I use bigger sigma it remove more noise but the image become more blurry, so there is a tradeoff.</w:t>
       </w:r>
     </w:p>
     <w:p>
@@ -280,174 +313,16 @@
         <w:rPr>
           <w:sz w:val="22"/>
         </w:rPr>
-        <w:t>I took the 2D FFT of the image, shifted it so the low frequencies are in the centre, then applied a Gaussian low-pass mask. The mask reduces the high frequencies where the noise lives. Then I did the inverse FFT to get back the filtered image.</w:t>
+        <w:t>For image 3 the repeating dot pattern is mostly gone and the text is readable. The advantage of frequency domain method is that it can target periodic noise directly because it show up as specific spots in the spectrum. The disadvantage is that choosing the right cutoff value need some trial and error, and if the cutoff is too small the image become too blurry.</w:t>
       </w:r>
     </w:p>
     <w:p>
       <w:r>
         <w:rPr>
           <w:b/>
-          <w:sz w:val="26"/>
+          <w:sz w:val="24"/>
         </w:rPr>
-        <w:t>3  Experiment Results and Analysis</w:t>
-      </w:r>
-    </w:p>
-    <w:p>
-      <w:r>
-        <w:drawing>
-          <wp:inline xmlns:a="http://schemas.openxmlformats.org/drawingml/2006/main" xmlns:pic="http://schemas.openxmlformats.org/drawingml/2006/picture">
-            <wp:extent cx="5486400" cy="2846773"/>
-            <wp:docPr id="1" name="Picture 1"/>
-            <wp:cNvGraphicFramePr>
-              <a:graphicFrameLocks noChangeAspect="1"/>
-            </wp:cNvGraphicFramePr>
-            <a:graphic>
-              <a:graphicData uri="http://schemas.openxmlformats.org/drawingml/2006/picture">
-                <pic:pic>
-                  <pic:nvPicPr>
-                    <pic:cNvPr id="0" name="fig_image1.png"/>
-                    <pic:cNvPicPr/>
-                  </pic:nvPicPr>
-                  <pic:blipFill>
-                    <a:blip r:embed="rId9"/>
-                    <a:stretch>
-                      <a:fillRect/>
-                    </a:stretch>
-                  </pic:blipFill>
-                  <pic:spPr>
-                    <a:xfrm>
-                      <a:off x="0" y="0"/>
-                      <a:ext cx="5486400" cy="2846773"/>
-                    </a:xfrm>
-                    <a:prstGeom prst="rect"/>
-                  </pic:spPr>
-                </pic:pic>
-              </a:graphicData>
-            </a:graphic>
-          </wp:inline>
-        </w:drawing>
-      </w:r>
-    </w:p>
-    <w:p>
-      <w:pPr>
-        <w:jc w:val="center"/>
-      </w:pPr>
-      <w:r>
-        <w:rPr>
-          <w:i/>
-          <w:sz w:val="20"/>
-        </w:rPr>
-        <w:t>Figure 1. Image 1 before and after median filter (5×5).</w:t>
-      </w:r>
-    </w:p>
-    <w:p/>
-    <w:p>
-      <w:r>
-        <w:drawing>
-          <wp:inline xmlns:a="http://schemas.openxmlformats.org/drawingml/2006/main" xmlns:pic="http://schemas.openxmlformats.org/drawingml/2006/picture">
-            <wp:extent cx="5486400" cy="2846773"/>
-            <wp:docPr id="2" name="Picture 2"/>
-            <wp:cNvGraphicFramePr>
-              <a:graphicFrameLocks noChangeAspect="1"/>
-            </wp:cNvGraphicFramePr>
-            <a:graphic>
-              <a:graphicData uri="http://schemas.openxmlformats.org/drawingml/2006/picture">
-                <pic:pic>
-                  <pic:nvPicPr>
-                    <pic:cNvPr id="0" name="fig_image2.png"/>
-                    <pic:cNvPicPr/>
-                  </pic:nvPicPr>
-                  <pic:blipFill>
-                    <a:blip r:embed="rId10"/>
-                    <a:stretch>
-                      <a:fillRect/>
-                    </a:stretch>
-                  </pic:blipFill>
-                  <pic:spPr>
-                    <a:xfrm>
-                      <a:off x="0" y="0"/>
-                      <a:ext cx="5486400" cy="2846773"/>
-                    </a:xfrm>
-                    <a:prstGeom prst="rect"/>
-                  </pic:spPr>
-                </pic:pic>
-              </a:graphicData>
-            </a:graphic>
-          </wp:inline>
-        </w:drawing>
-      </w:r>
-    </w:p>
-    <w:p>
-      <w:pPr>
-        <w:jc w:val="center"/>
-      </w:pPr>
-      <w:r>
-        <w:rPr>
-          <w:i/>
-          <w:sz w:val="20"/>
-        </w:rPr>
-        <w:t>Figure 2. Image 2 before and after Gaussian filter (5×5, σ=1.5).</w:t>
-      </w:r>
-    </w:p>
-    <w:p/>
-    <w:p>
-      <w:r>
-        <w:drawing>
-          <wp:inline xmlns:a="http://schemas.openxmlformats.org/drawingml/2006/main" xmlns:pic="http://schemas.openxmlformats.org/drawingml/2006/picture">
-            <wp:extent cx="5486400" cy="2846773"/>
-            <wp:docPr id="3" name="Picture 3"/>
-            <wp:cNvGraphicFramePr>
-              <a:graphicFrameLocks noChangeAspect="1"/>
-            </wp:cNvGraphicFramePr>
-            <a:graphic>
-              <a:graphicData uri="http://schemas.openxmlformats.org/drawingml/2006/picture">
-                <pic:pic>
-                  <pic:nvPicPr>
-                    <pic:cNvPr id="0" name="fig_image3.png"/>
-                    <pic:cNvPicPr/>
-                  </pic:nvPicPr>
-                  <pic:blipFill>
-                    <a:blip r:embed="rId11"/>
-                    <a:stretch>
-                      <a:fillRect/>
-                    </a:stretch>
-                  </pic:blipFill>
-                  <pic:spPr>
-                    <a:xfrm>
-                      <a:off x="0" y="0"/>
-                      <a:ext cx="5486400" cy="2846773"/>
-                    </a:xfrm>
-                    <a:prstGeom prst="rect"/>
-                  </pic:spPr>
-                </pic:pic>
-              </a:graphicData>
-            </a:graphic>
-          </wp:inline>
-        </w:drawing>
-      </w:r>
-    </w:p>
-    <w:p>
-      <w:pPr>
-        <w:jc w:val="center"/>
-      </w:pPr>
-      <w:r>
-        <w:rPr>
-          <w:i/>
-          <w:sz w:val="20"/>
-        </w:rPr>
-        <w:t>Figure 3. Image 3 before and after frequency domain low-pass filter.</w:t>
-      </w:r>
-    </w:p>
-    <w:p/>
-    <w:p>
-      <w:pPr>
-        <w:spacing w:after="120"/>
-      </w:pPr>
-      <w:r>
-        <w:rPr>
-          <w:sz w:val="22"/>
-        </w:rPr>
-        <w:t>Image 1: the white dots are completely removed and the van and background look clean. Edges are still sharp which is what I expected from median filtering.</w:t>
+        <w:t>4 Summary</w:t>
       </w:r>
     </w:p>
     <w:p>
@@ -458,7 +333,7 @@
         <w:rPr>
           <w:sz w:val="22"/>
         </w:rPr>
-        <w:t>Image 2: the noise is reduced but the image is a bit soft. This is the tradeoff with Gaussian filtering – it smooths out noise but also blurs edges slightly. Using a smaller kernel would keep more detail but also more noise.</w:t>
+        <w:t>The most hard thing for me was the frequency domain filter for image 3. I did not immediately understand how the mask work in the spectrum, so I had to test different cutoff values until the result look good. The median and gaussian filters were more straightforward to implement.</w:t>
       </w:r>
     </w:p>
     <w:p>
@@ -469,38 +344,7 @@
         <w:rPr>
           <w:sz w:val="22"/>
         </w:rPr>
-        <w:t>Image 3: the repeating dot pattern is mostly gone and the text is readable. I experimented with different cutoff values and 40 gave the best balance between removing the noise and keeping the image sharp.</w:t>
-      </w:r>
-    </w:p>
-    <w:p>
-      <w:r>
-        <w:rPr>
-          <w:b/>
-          <w:sz w:val="26"/>
-        </w:rPr>
-        <w:t>4  Summary</w:t>
-      </w:r>
-    </w:p>
-    <w:p>
-      <w:pPr>
-        <w:spacing w:after="120"/>
-      </w:pPr>
-      <w:r>
-        <w:rPr>
-          <w:sz w:val="22"/>
-        </w:rPr>
-        <w:t>I found the frequency domain filter the most interesting part. It was helpful to see how different types of noise look in the Fourier spectrum. The main difficulty was writing the median filter loop efficiently enough since 224×224 with a 5×5 window is a lot of iterations.</w:t>
-      </w:r>
-    </w:p>
-    <w:p>
-      <w:pPr>
-        <w:spacing w:after="120"/>
-      </w:pPr>
-      <w:r>
-        <w:rPr>
-          <w:sz w:val="22"/>
-        </w:rPr>
-        <w:t>The key thing I learned is that you need to choose the right filter for the noise type – median for salt noise, Gaussian for random noise, and frequency domain for periodic patterns.</w:t>
+        <w:t>From this project I learned that different types of noise need different methods to remove them. Salt noise need median filter, gaussian noise need gaussian filter, and periodic noise is best handled in the frequency domain. I also understand now that writing these filters from scratch help me understand much better how they actually work compared to just calling a library function.</w:t>
       </w:r>
     </w:p>
     <w:sectPr>

--- a/project1_solution/report_project1.docx
+++ b/project1_solution/report_project1.docx
@@ -271,7 +271,7 @@
         <w:rPr>
           <w:sz w:val="22"/>
         </w:rPr>
-        <w:t>For image 3 the dots look like they repeat in a pattern so I think it is periodic noise. I use frequency domain filter. I take the FFT of the image, put a gaussian low pass mask in the center to remove high frequencies, then do inverse FFT to get the clean image back.</w:t>
+        <w:t>For image 3 it is more difficult because it has two kind of noise together. There is salt and pepper dots, and also a repeating pattern. So I do it in two step. First I use a 3x3 median filter to remove the dots, because median is good for impulse noise. After that I use frequency domain filter: I take the FFT, put a gaussian low pass mask in the center to remove the high frequencies, then do inverse FFT to get the clean image back.</w:t>
       </w:r>
     </w:p>
     <w:p>
@@ -313,7 +313,7 @@
         <w:rPr>
           <w:sz w:val="22"/>
         </w:rPr>
-        <w:t>For image 3 the repeating dot pattern is mostly gone and the text is readable. The advantage of frequency domain method is that it can target periodic noise directly because it show up as specific spots in the spectrum. The disadvantage is that choosing the right cutoff value need some trial and error, and if the cutoff is too small the image become too blurry.</w:t>
+        <w:t>For image 3 the result is much better after I add the median step. At first I only use the frequency filter but the pepper dots was still there, because frequency low pass can not remove impulse noise. After I add the median filter first, the dots are gone and then the frequency filter smooth the rest. Now the text "ABUNDANCE" is clear and readable. The disadvantage of doing two step is that it take more time, and choosing the cutoff value still need some trial and error.</w:t>
       </w:r>
     </w:p>
     <w:p>

--- a/project1_solution/report_project1.docx
+++ b/project1_solution/report_project1.docx
@@ -271,7 +271,7 @@
         <w:rPr>
           <w:sz w:val="22"/>
         </w:rPr>
-        <w:t>For image 3 it is more difficult because it has two kind of noise together. There is salt and pepper dots, and also a repeating pattern. So I do it in two step. First I use a 3x3 median filter to remove the dots, because median is good for impulse noise. After that I use frequency domain filter: I take the FFT, put a gaussian low pass mask in the center to remove the high frequencies, then do inverse FFT to get the clean image back.</w:t>
+        <w:t>For image 3 it is more difficult because it has two kind of noise together. There is salt and pepper dots, and also the image is grainy. So I do it in two step. First I use a 3x3 median filter to remove the dots, because median is good for impulse noise. After that I use the gaussian filter again (same like image 2) with a small sigma to smooth the remaining grain without losing the text.</w:t>
       </w:r>
     </w:p>
     <w:p>
@@ -313,7 +313,7 @@
         <w:rPr>
           <w:sz w:val="22"/>
         </w:rPr>
-        <w:t>For image 3 the result is much better after I add the median step. At first I only use the frequency filter but the pepper dots was still there, because frequency low pass can not remove impulse noise. After I add the median filter first, the dots are gone and then the frequency filter smooth the rest. Now the text "ABUNDANCE" is clear and readable. The disadvantage of doing two step is that it take more time, and choosing the cutoff value still need some trial and error.</w:t>
+        <w:t>For image 3 the result is much better after I use two steps. At first I only use one filter but it was not enough, the dots were still there. After I do the median filter first the dots are gone, and then the gaussian filter smooth the grainy part. Now the text "ABUNDANCE" is clear and readable. The disadvantage of doing two step is that it take more time to run, and the gaussian also make the image a little bit soft.</w:t>
       </w:r>
     </w:p>
     <w:p>

--- a/project1_solution/report_project1.docx
+++ b/project1_solution/report_project1.docx
@@ -144,7 +144,7 @@
           </w:tcPr>
           <w:p>
             <w:r>
-              <w:t>[YOUR NAME]</w:t>
+              <w:t>Amir Abbasi</w:t>
             </w:r>
           </w:p>
         </w:tc>
@@ -166,7 +166,7 @@
           </w:tcPr>
           <w:p>
             <w:r>
-              <w:t>[YOUR ID]</w:t>
+              <w:t>25SF51024</w:t>
             </w:r>
           </w:p>
         </w:tc>
@@ -186,7 +186,7 @@
           </w:tcPr>
           <w:p>
             <w:r>
-              <w:t>2026-05-30</w:t>
+              <w:t>31/05/2026</w:t>
             </w:r>
           </w:p>
         </w:tc>
@@ -229,7 +229,7 @@
         <w:rPr>
           <w:sz w:val="22"/>
         </w:rPr>
-        <w:t>In this project we are given three noisy images and we have to find what type of noise is in each one and then remove it. The images are 224x224 in size. I am not allowed to use the built-in processing functions from cv2, so I write all the filters by myself using only basic loops and math. I only use cv2 to read and save the images.</w:t>
+        <w:t>In this project we are given three noisy images and we have to find what type of noise is in each one and then remove it. The images are 224x224 in size. I am not allowed to use the processing functions from cv2, so I write all the filters by myself using only basic loops and math. I only use cv2 for reading and saving the images.</w:t>
       </w:r>
     </w:p>
     <w:p>
@@ -249,7 +249,7 @@
         <w:rPr>
           <w:sz w:val="22"/>
         </w:rPr>
-        <w:t>For image 1 I can see white dots scattered randomly, so this is salt noise. I use median filter with 5x5 window. For each pixel I collect the 25 values around it, sort them, and take the middle one. The median is good for this because isolated bright pixels get removed without blurring the edges. I first try 3x3 but some noise was still there so I change to 5x5.</w:t>
+        <w:t>For image 1 I can see white dots scattered randomly, so this is salt noise. I use a median filter with 5x5 window. For each pixel I take the 25 values around it, sort them, and pick the middle one. The median is good for this because the isolated bright pixels get removed without blurring the edges. I first try 3x3 but some noise was still there so I change to 5x5.</w:t>
       </w:r>
     </w:p>
     <w:p>
@@ -260,7 +260,7 @@
         <w:rPr>
           <w:sz w:val="22"/>
         </w:rPr>
-        <w:t>For image 2 the noise look like fine random grain all over the image, this is gaussian noise. I build a 5x5 gaussian kernel by hand using the formula exp(-(x^2+y^2)/(2*sigma^2)) with sigma=1.5, then normalize it so the weights add to 1. Then I apply it by doing a weighted sum over each pixel neighborhood.</w:t>
+        <w:t>For image 2 the noise look like fine random grain all over the image, this is gaussian noise. I build a 5x5 gaussian kernel by hand using the formula exp(-(x^2+y^2)/(2*sigma^2)) with sigma=1.5, then I normalize it so the weights add to 1. After that I apply it by doing a weighted sum over each pixel neighborhood.</w:t>
       </w:r>
     </w:p>
     <w:p>
@@ -271,7 +271,7 @@
         <w:rPr>
           <w:sz w:val="22"/>
         </w:rPr>
-        <w:t>For image 3 it is more difficult because it has two kind of noise together. There is salt and pepper dots, and also the image is grainy. So I do it in two step. First I use a 3x3 median filter to remove the dots, because median is good for impulse noise. After that I use the gaussian filter again (same like image 2) with a small sigma to smooth the remaining grain without losing the text.</w:t>
+        <w:t>For image 3 it is more difficult because it has two kind of noise together, salt and pepper dots and also the image is grainy. So I do it in two step. First I use a 3x3 median filter to remove the dots, because median is good for impulse noise. After that I use the gaussian filter again (same like image 2) with a small sigma to smooth the remaining grain without losing the text.</w:t>
       </w:r>
     </w:p>
     <w:p>
@@ -333,7 +333,7 @@
         <w:rPr>
           <w:sz w:val="22"/>
         </w:rPr>
-        <w:t>The most hard thing for me was the frequency domain filter for image 3. I did not immediately understand how the mask work in the spectrum, so I had to test different cutoff values until the result look good. The median and gaussian filters were more straightforward to implement.</w:t>
+        <w:t>The most hard thing for me was image 3 because it has more than one type of noise. At first I try only one filter but it was not enough, so I had to think and combine two filters together. The median and gaussian filter for image 1 and 2 were more straightforward to implement.</w:t>
       </w:r>
     </w:p>
     <w:p>
@@ -344,7 +344,7 @@
         <w:rPr>
           <w:sz w:val="22"/>
         </w:rPr>
-        <w:t>From this project I learned that different types of noise need different methods to remove them. Salt noise need median filter, gaussian noise need gaussian filter, and periodic noise is best handled in the frequency domain. I also understand now that writing these filters from scratch help me understand much better how they actually work compared to just calling a library function.</w:t>
+        <w:t>From this project I learned that different types of noise need different methods to remove them. Salt noise need median filter, gaussian noise need gaussian filter, and when there is mixed noise we can combine them. I also understand now that writing these filters from scratch help me understand much better how they actually work compared to just calling a library function.</w:t>
       </w:r>
     </w:p>
     <w:sectPr>
